--- a/testakten/versausgleich-haerte-bgh-schaefer-nuernberg/07_versorgungsanrechte_ehefrau.docx
+++ b/testakten/versausgleich-haerte-bgh-schaefer-nuernberg/07_versorgungsanrechte_ehefrau.docx
@@ -18,7 +18,7 @@
         <w:jc w:val="left"/>
       </w:pPr>
       <w:r>
-        <w:t>Stichtag: Ehezeitende 30.04.2021 (§ 3 Abs. 1 VersAusglG)</w:t>
+        <w:t>Stichtag: Ehezeitende 30.04.2021 (Paragraf 3 Abs. 1 VersAusglG)</w:t>
       </w:r>
     </w:p>
     <w:p>
@@ -106,7 +106,7 @@
         <w:pStyle w:val="ListBullet"/>
       </w:pPr>
       <w:r>
-        <w:t xml:space="preserve">korrespondierender Kapitalwert (Barwertverfahren Beamtenversorgung; § 47 VersAusglG-Verordnung) zum Stichtag: </w:t>
+        <w:t xml:space="preserve">korrespondierender Kapitalwert (Barwertverfahren Beamtenversorgung; Paragraf 47 VersAusglG-Verordnung) zum Stichtag: </w:t>
       </w:r>
       <w:r>
         <w:rPr>
@@ -149,10 +149,10 @@
         <w:rPr>
           <w:b/>
         </w:rPr>
-        <w:t>interne Teilung nach § 16 VersAusglG</w:t>
+        <w:t>interne Teilung nach Paragraf 16 VersAusglG</w:t>
       </w:r>
       <w:r>
-        <w:t>, dh. Begründung eines selbständigen Ruhegehaltsanrechts beim Freistaat Bayern auf den Namen des Ehemanns; § 14 BeamtVG iVm. Bayerischem Beamtenversorgungsgesetz</w:t>
+        <w:t>, dh. Begründung eines selbständigen Ruhegehaltsanrechts beim Freistaat Bayern auf den Namen des Ehemanns; Paragraf 14 BeamtVG iVm. Bayerischem Beamtenversorgungsgesetz</w:t>
       </w:r>
     </w:p>
     <w:p>
@@ -211,7 +211,7 @@
         <w:pStyle w:val="ListBullet"/>
       </w:pPr>
       <w:r>
-        <w:t xml:space="preserve">Vorgeschlagener Ausgleichswert (interne Teilung § 10 VersAusglG): </w:t>
+        <w:t xml:space="preserve">Vorgeschlagener Ausgleichswert (interne Teilung Paragraf 10 VersAusglG): </w:t>
       </w:r>
       <w:r>
         <w:rPr>
